--- a/output/docx/fr/BUFRCREX_TableB_fr_06.docx
+++ b/output/docx/fr/BUFRCREX_TableB_fr_06.docx
@@ -2361,7 +2361,7 @@
                 <w:b w:val="0"/>
                 <w:sz w:val="16"/>
               </w:rPr>
-              <w:t>Note 183: Le décalage X est la distance entre l’origine de la projection et le coin supérieur gauche du pixel le plus en haut à gauche d’une carte, comme l’illustre le schéma ci-dessous: Pixel du coin supérieur gauche Décalage Y Décalage X Origine de la projection / \ 11 // / / / I /</w:t>
+              <w:t>Note B183: Le décalage X est la distance entre l’origine de la projection et le coin supérieur gauche du pixel le plus en haut à gauche d’une carte, comme l’illustre le schéma ci-dessous: Pixel du coin supérieur gauche Décalage Y Décalage X Origine de la projection / \ 11 // / / / I /</w:t>
             </w:r>
           </w:p>
         </w:tc>
